--- a/HW2.docx
+++ b/HW2.docx
@@ -122,29 +122,16 @@
         <w:t>The resources we will rely on are provided by CSIRO (C</w:t>
       </w:r>
       <w:r>
-        <w:t xml:space="preserve">ommonwealth Scientific and Industrial Research </w:t>
-      </w:r>
-      <w:proofErr w:type="spellStart"/>
-      <w:r>
-        <w:t>Organisation</w:t>
-      </w:r>
-      <w:proofErr w:type="spellEnd"/>
-      <w:r>
-        <w:t xml:space="preserve">), an Australian scientific research government agency. On their </w:t>
-      </w:r>
-      <w:proofErr w:type="spellStart"/>
-      <w:r>
-        <w:t>Stellar</w:t>
+        <w:t>ommonwealth Scientific and Industrial Research Organisation</w:t>
+      </w:r>
+      <w:r>
+        <w:t>), an Australian scientific research government agency. On their Stellar</w:t>
       </w:r>
       <w:r>
         <w:t>G</w:t>
       </w:r>
       <w:r>
-        <w:t>raph</w:t>
-      </w:r>
-      <w:proofErr w:type="spellEnd"/>
-      <w:r>
-        <w:t xml:space="preserve"> </w:t>
+        <w:t xml:space="preserve">raph </w:t>
       </w:r>
       <w:r>
         <w:t>GitHub</w:t>
@@ -320,35 +307,19 @@
         </w:numPr>
       </w:pPr>
       <w:r>
-        <w:t xml:space="preserve">if the TMT model is selected, converting the data from </w:t>
-      </w:r>
-      <w:proofErr w:type="spellStart"/>
-      <w:r>
-        <w:t>SysML</w:t>
-      </w:r>
-      <w:proofErr w:type="spellEnd"/>
-      <w:r>
-        <w:t xml:space="preserve"> to a graph structure tha</w:t>
+        <w:t>if the TMT model is selected, converting the data from SysML to a graph structure tha</w:t>
       </w:r>
       <w:r>
         <w:t>t</w:t>
       </w:r>
       <w:r>
-        <w:t xml:space="preserve"> </w:t>
-      </w:r>
-      <w:proofErr w:type="spellStart"/>
-      <w:r>
-        <w:t>Stellar</w:t>
+        <w:t xml:space="preserve"> Stellar</w:t>
       </w:r>
       <w:r>
         <w:t>G</w:t>
       </w:r>
       <w:r>
-        <w:t>raph</w:t>
-      </w:r>
-      <w:proofErr w:type="spellEnd"/>
-      <w:r>
-        <w:t xml:space="preserve"> can ingest</w:t>
+        <w:t>raph can ingest</w:t>
       </w:r>
     </w:p>
     <w:p>
@@ -362,11 +333,9 @@
       <w:r>
         <w:t xml:space="preserve">learning </w:t>
       </w:r>
-      <w:proofErr w:type="spellStart"/>
       <w:r>
         <w:t>StellarGraph</w:t>
       </w:r>
-      <w:proofErr w:type="spellEnd"/>
       <w:r>
         <w:t xml:space="preserve"> </w:t>
       </w:r>
@@ -459,6 +428,162 @@
       </w:r>
       <w:r>
         <w:t>project report</w:t>
+      </w:r>
+    </w:p>
+    <w:p>
+      <w:pPr>
+        <w:pStyle w:val="Heading1"/>
+      </w:pPr>
+      <w:r>
+        <w:t>Primary Goal</w:t>
+      </w:r>
+    </w:p>
+    <w:p>
+      <w:r>
+        <w:t>Analyze the capability of the GNN to reconstruct the original graph from a truncated graph. In order to achieve this the following tasks need to be performed</w:t>
+      </w:r>
+    </w:p>
+    <w:p>
+      <w:pPr>
+        <w:pStyle w:val="ListParagraph"/>
+        <w:numPr>
+          <w:ilvl w:val="0"/>
+          <w:numId w:val="1"/>
+        </w:numPr>
+      </w:pPr>
+      <w:r>
+        <w:t>learn StellarGraph</w:t>
+      </w:r>
+      <w:r>
+        <w:t xml:space="preserve"> </w:t>
+      </w:r>
+      <w:r>
+        <w:t>execution</w:t>
+      </w:r>
+      <w:r>
+        <w:t xml:space="preserve"> (both)</w:t>
+      </w:r>
+    </w:p>
+    <w:p>
+      <w:pPr>
+        <w:pStyle w:val="ListParagraph"/>
+        <w:numPr>
+          <w:ilvl w:val="0"/>
+          <w:numId w:val="1"/>
+        </w:numPr>
+      </w:pPr>
+      <w:r>
+        <w:t>convert an existing MBSE model into a graph format (Alek)</w:t>
+      </w:r>
+    </w:p>
+    <w:p>
+      <w:pPr>
+        <w:pStyle w:val="ListParagraph"/>
+        <w:numPr>
+          <w:ilvl w:val="0"/>
+          <w:numId w:val="1"/>
+        </w:numPr>
+      </w:pPr>
+      <w:r>
+        <w:t>make StellarGraph code run, including potential migration to more modern Python version (Zack)</w:t>
+      </w:r>
+    </w:p>
+    <w:p>
+      <w:pPr>
+        <w:pStyle w:val="ListParagraph"/>
+        <w:numPr>
+          <w:ilvl w:val="0"/>
+          <w:numId w:val="1"/>
+        </w:numPr>
+      </w:pPr>
+      <w:r>
+        <w:t>Generate test cases from original data by truncating the graph (Alek)</w:t>
+      </w:r>
+    </w:p>
+    <w:p>
+      <w:pPr>
+        <w:pStyle w:val="ListParagraph"/>
+        <w:numPr>
+          <w:ilvl w:val="0"/>
+          <w:numId w:val="1"/>
+        </w:numPr>
+      </w:pPr>
+      <w:r>
+        <w:t xml:space="preserve">Evaluate </w:t>
+      </w:r>
+      <w:r>
+        <w:t xml:space="preserve">Graph Convolutional Network </w:t>
+      </w:r>
+      <w:r>
+        <w:t>(</w:t>
+      </w:r>
+      <w:r>
+        <w:t>GCN</w:t>
+      </w:r>
+      <w:r>
+        <w:t>)</w:t>
+      </w:r>
+      <w:r>
+        <w:t xml:space="preserve"> Performance in recon</w:t>
+      </w:r>
+      <w:r>
+        <w:t>structing the graph (Alek)</w:t>
+      </w:r>
+    </w:p>
+    <w:p>
+      <w:pPr>
+        <w:pStyle w:val="ListParagraph"/>
+        <w:numPr>
+          <w:ilvl w:val="0"/>
+          <w:numId w:val="1"/>
+        </w:numPr>
+      </w:pPr>
+      <w:r>
+        <w:t xml:space="preserve">Evaluate Graph Attention Network </w:t>
+      </w:r>
+      <w:r>
+        <w:t>(</w:t>
+      </w:r>
+      <w:r>
+        <w:t>G</w:t>
+      </w:r>
+      <w:r>
+        <w:t xml:space="preserve">AT) </w:t>
+      </w:r>
+      <w:r>
+        <w:t>Performance in reconstructing the graph (</w:t>
+      </w:r>
+      <w:r>
+        <w:t>Zack</w:t>
+      </w:r>
+      <w:r>
+        <w:t>)</w:t>
+      </w:r>
+    </w:p>
+    <w:p>
+      <w:pPr>
+        <w:pStyle w:val="Heading1"/>
+      </w:pPr>
+      <w:r>
+        <w:t>Alternative goal</w:t>
+      </w:r>
+    </w:p>
+    <w:p>
+      <w:r>
+        <w:t>If reconstructing the graph from a truncated graph doesn’t yield the desired results or proves to be too difficult, evaluate the GNN’s capability to provide recommendation on completing the graph based on partial input (e.g. adding a requirement and asking for requirement validation relationships).</w:t>
+      </w:r>
+    </w:p>
+    <w:p>
+      <w:pPr>
+        <w:pStyle w:val="Heading1"/>
+      </w:pPr>
+      <w:r>
+        <w:t>Stretch goal</w:t>
+      </w:r>
+    </w:p>
+    <w:p>
+      <w:r>
+        <w:t>If the primary goal turns out to be very simple, use the graph to provide scoring of the model completeness/coverage.</w:t>
       </w:r>
     </w:p>
     <w:sectPr>
